--- a/Weapon_Detection_IEEE_2Column_Final.docx
+++ b/Weapon_Detection_IEEE_2Column_Final.docx
@@ -21,6 +21,16 @@
           <w:szCs w:val="28"/>
         </w:rPr>
         <w:t>Real-Time Multi-Class Weapon Detection System Using YOLOv8 with Flask-Based Multi-Modal Deployment and Advanced Post-Processing Modules</w:t>
+      </w:r>
+    </w:p>
+    <w:p>
+      <w:pPr/>
+      <w:r>
+        <w:rPr>
+          <w:b/>
+          <w:color w:val="C00000"/>
+        </w:rPr>
+        <w:t>Repository correction note: This document describes claims that are not fully supported by the files bundled in the current repository. The shipped implementation uses yolov8s.pt with an optional auxiliary weapon_model.pt checkpoint from Hugging Face, and the repository does not include the claimed custom 25,000-image dataset, validated 96.1% mAP@50 report, or TensorRT deployment artifacts.</w:t>
       </w:r>
     </w:p>
     <w:p>
